--- a/制作ノート_25033_タナカ - コピー.docx
+++ b/制作ノート_25033_タナカ - コピー.docx
@@ -137,7 +137,7 @@
         <w:rPr>
           <w:rFonts w:ascii="ＭＳ Ｐ明朝" w:eastAsia="ＭＳ Ｐ明朝" w:hAnsi="ＭＳ Ｐ明朝"/>
         </w:rPr>
-        <w:t>文化が急速に発展しており、個人だけでなく事務所単位での活動や世界観の構築が重要になっていると感じた。そこで今回は、単なる情報サイトではなく「世界観そのものを体験できるホームページ」を制作することを目的とした。ファンが実際にその世界に触れているような没入感を与えるサイト構成を目指し、Webデザインにおける「世界観の表現方法」を学ぶことも目的としている。</w:t>
+        <w:t>文化が急速に発展しており、個人だけでなく事務所単位での活動や世界観の構築が重要になっていると感じた。そこで今回は、単なる情報サイトではなく「世界観そのものを体験できるホームページ」を制作することを目的とした。ファンが実際にその世界に触れているような没入感を与えるサイト構成を目指し、Webデザインにおける「世界観の表現方法」を学ぶことも目的</w:t>
       </w:r>
     </w:p>
     <w:p>
@@ -262,7 +262,7 @@
     <w:p>
       <w:pPr>
         <w:rPr>
-          <w:rFonts w:ascii="ＭＳ Ｐ明朝" w:eastAsia="ＭＳ Ｐ明朝" w:hAnsi="ＭＳ Ｐ明朝" w:hint="eastAsia"/>
+          <w:rFonts w:ascii="ＭＳ Ｐ明朝" w:eastAsia="ＭＳ Ｐ明朝" w:hAnsi="ＭＳ Ｐ明朝"/>
         </w:rPr>
       </w:pPr>
       <w:r>
@@ -287,7 +287,7 @@
     <w:p>
       <w:pPr>
         <w:rPr>
-          <w:rFonts w:ascii="ＭＳ Ｐ明朝" w:eastAsia="ＭＳ Ｐ明朝" w:hAnsi="ＭＳ Ｐ明朝" w:hint="eastAsia"/>
+          <w:rFonts w:ascii="ＭＳ Ｐ明朝" w:eastAsia="ＭＳ Ｐ明朝" w:hAnsi="ＭＳ Ｐ明朝"/>
         </w:rPr>
       </w:pPr>
       <w:r>
@@ -312,7 +312,7 @@
     <w:p>
       <w:pPr>
         <w:rPr>
-          <w:rFonts w:ascii="ＭＳ Ｐ明朝" w:eastAsia="ＭＳ Ｐ明朝" w:hAnsi="ＭＳ Ｐ明朝" w:hint="eastAsia"/>
+          <w:rFonts w:ascii="ＭＳ Ｐ明朝" w:eastAsia="ＭＳ Ｐ明朝" w:hAnsi="ＭＳ Ｐ明朝"/>
         </w:rPr>
       </w:pPr>
       <w:r>
@@ -337,7 +337,7 @@
     <w:p>
       <w:pPr>
         <w:rPr>
-          <w:rFonts w:ascii="ＭＳ Ｐ明朝" w:eastAsia="ＭＳ Ｐ明朝" w:hAnsi="ＭＳ Ｐ明朝" w:hint="eastAsia"/>
+          <w:rFonts w:ascii="ＭＳ Ｐ明朝" w:eastAsia="ＭＳ Ｐ明朝" w:hAnsi="ＭＳ Ｐ明朝"/>
         </w:rPr>
       </w:pPr>
       <w:r>
@@ -404,7 +404,7 @@
     <w:p>
       <w:pPr>
         <w:rPr>
-          <w:rFonts w:ascii="ＭＳ Ｐ明朝" w:eastAsia="ＭＳ Ｐ明朝" w:hAnsi="ＭＳ Ｐ明朝" w:hint="eastAsia"/>
+          <w:rFonts w:ascii="ＭＳ Ｐ明朝" w:eastAsia="ＭＳ Ｐ明朝" w:hAnsi="ＭＳ Ｐ明朝"/>
         </w:rPr>
       </w:pPr>
       <w:r>
@@ -470,7 +470,7 @@
     <w:p>
       <w:pPr>
         <w:rPr>
-          <w:rFonts w:ascii="ＭＳ Ｐ明朝" w:eastAsia="ＭＳ Ｐ明朝" w:hAnsi="ＭＳ Ｐ明朝" w:hint="eastAsia"/>
+          <w:rFonts w:ascii="ＭＳ Ｐ明朝" w:eastAsia="ＭＳ Ｐ明朝" w:hAnsi="ＭＳ Ｐ明朝"/>
         </w:rPr>
       </w:pPr>
       <w:r>
@@ -1178,6 +1178,7 @@
   <w:style w:type="character" w:default="1" w:styleId="a0">
     <w:name w:val="Default Paragraph Font"/>
     <w:uiPriority w:val="1"/>
+    <w:semiHidden/>
     <w:unhideWhenUsed/>
   </w:style>
   <w:style w:type="table" w:default="1" w:styleId="a1">
